--- a/docs/申报材料/研海寻踪：基于多智能体博弈推理的科研知识图谱发现系统+作品书（预审核初稿）.docx
+++ b/docs/申报材料/研海寻踪：基于多智能体博弈推理的科研知识图谱发现系统+作品书（预审核初稿）.docx
@@ -660,157 +660,6 @@
                 <w:sz w:val="21"/>
               </w:rPr>
               <w:t>论文/证据卡 → 实体与关系候选 → 提出者—批判者—裁判 → accepted 图谱 → 意图驱动 GraphRAG → 技术脉络、待验证 Idea 与个性化学习资源。</w:t>
-            </w:r>
-          </w:p>
-        </w:tc>
-      </w:tr>
-    </w:tbl>
-    <w:tbl>
-      <w:tblPr>
-        <w:tblW w:type="dxa" w:w="9360"/>
-        <w:jc w:val="center"/>
-        <w:tblLayout w:type="fixed"/>
-        <w:tblLook w:firstColumn="1" w:firstRow="1" w:lastColumn="0" w:lastRow="0" w:noHBand="0" w:noVBand="1" w:val="04A0"/>
-        <w:tblInd w:w="120" w:type="dxa"/>
-        <w:tblBorders>
-          <w:top w:val="single" w:sz="4" w:space="0" w:color="D8E2DF"/>
-          <w:left w:val="single" w:sz="4" w:space="0" w:color="D8E2DF"/>
-          <w:bottom w:val="single" w:sz="4" w:space="0" w:color="D8E2DF"/>
-          <w:right w:val="single" w:sz="4" w:space="0" w:color="D8E2DF"/>
-          <w:insideH w:val="single" w:sz="4" w:space="0" w:color="D8E2DF"/>
-          <w:insideV w:val="single" w:sz="4" w:space="0" w:color="D8E2DF"/>
-        </w:tblBorders>
-      </w:tblPr>
-      <w:tblGrid>
-        <w:gridCol w:w="4680"/>
-        <w:gridCol w:w="4680"/>
-      </w:tblGrid>
-      <w:tr>
-        <w:tc>
-          <w:tcPr>
-            <w:tcW w:type="dxa" w:w="4680"/>
-            <w:vAlign w:val="center"/>
-            <w:tcMar>
-              <w:top w:w="100" w:type="dxa"/>
-              <w:start w:w="120" w:type="dxa"/>
-              <w:bottom w:w="100" w:type="dxa"/>
-              <w:end w:w="120" w:type="dxa"/>
-            </w:tcMar>
-          </w:tcPr>
-          <w:p>
-            <w:pPr>
-              <w:jc w:val="center"/>
-            </w:pPr>
-            <w:r>
-              <w:drawing>
-                <wp:inline xmlns:a="http://schemas.openxmlformats.org/drawingml/2006/main" xmlns:pic="http://schemas.openxmlformats.org/drawingml/2006/picture">
-                  <wp:extent cx="2592000" cy="2950861"/>
-                  <wp:docPr id="1" name="Picture 1"/>
-                  <wp:cNvGraphicFramePr>
-                    <a:graphicFrameLocks noChangeAspect="1"/>
-                  </wp:cNvGraphicFramePr>
-                  <a:graphic>
-                    <a:graphicData uri="http://schemas.openxmlformats.org/drawingml/2006/picture">
-                      <pic:pic>
-                        <pic:nvPicPr>
-                          <pic:cNvPr id="0" name="demo-home.png"/>
-                          <pic:cNvPicPr/>
-                        </pic:nvPicPr>
-                        <pic:blipFill>
-                          <a:blip r:embed="rId11"/>
-                          <a:stretch>
-                            <a:fillRect/>
-                          </a:stretch>
-                        </pic:blipFill>
-                        <pic:spPr>
-                          <a:xfrm>
-                            <a:off x="0" y="0"/>
-                            <a:ext cx="2592000" cy="2950861"/>
-                          </a:xfrm>
-                          <a:prstGeom prst="rect"/>
-                        </pic:spPr>
-                      </pic:pic>
-                    </a:graphicData>
-                  </a:graphic>
-                </wp:inline>
-              </w:drawing>
-            </w:r>
-          </w:p>
-          <w:p>
-            <w:pPr>
-              <w:jc w:val="center"/>
-            </w:pPr>
-            <w:r>
-              <w:rPr>
-                <w:rFonts w:ascii="Times New Roman" w:hAnsi="Times New Roman" w:eastAsia="宋体"/>
-                <w:color w:val="66777C"/>
-                <w:sz w:val="18"/>
-              </w:rPr>
-              <w:t>领域与学习者输入</w:t>
-            </w:r>
-          </w:p>
-        </w:tc>
-        <w:tc>
-          <w:tcPr>
-            <w:tcW w:type="dxa" w:w="4680"/>
-            <w:vAlign w:val="center"/>
-            <w:tcMar>
-              <w:top w:w="100" w:type="dxa"/>
-              <w:start w:w="120" w:type="dxa"/>
-              <w:bottom w:w="100" w:type="dxa"/>
-              <w:end w:w="120" w:type="dxa"/>
-            </w:tcMar>
-          </w:tcPr>
-          <w:p>
-            <w:pPr>
-              <w:jc w:val="center"/>
-            </w:pPr>
-            <w:r>
-              <w:drawing>
-                <wp:inline xmlns:a="http://schemas.openxmlformats.org/drawingml/2006/main" xmlns:pic="http://schemas.openxmlformats.org/drawingml/2006/picture">
-                  <wp:extent cx="2592000" cy="2495895"/>
-                  <wp:docPr id="2" name="Picture 2"/>
-                  <wp:cNvGraphicFramePr>
-                    <a:graphicFrameLocks noChangeAspect="1"/>
-                  </wp:cNvGraphicFramePr>
-                  <a:graphic>
-                    <a:graphicData uri="http://schemas.openxmlformats.org/drawingml/2006/picture">
-                      <pic:pic>
-                        <pic:nvPicPr>
-                          <pic:cNvPr id="0" name="demo-results.png"/>
-                          <pic:cNvPicPr/>
-                        </pic:nvPicPr>
-                        <pic:blipFill>
-                          <a:blip r:embed="rId12"/>
-                          <a:stretch>
-                            <a:fillRect/>
-                          </a:stretch>
-                        </pic:blipFill>
-                        <pic:spPr>
-                          <a:xfrm>
-                            <a:off x="0" y="0"/>
-                            <a:ext cx="2592000" cy="2495895"/>
-                          </a:xfrm>
-                          <a:prstGeom prst="rect"/>
-                        </pic:spPr>
-                      </pic:pic>
-                    </a:graphicData>
-                  </a:graphic>
-                </wp:inline>
-              </w:drawing>
-            </w:r>
-          </w:p>
-          <w:p>
-            <w:pPr>
-              <w:jc w:val="center"/>
-            </w:pPr>
-            <w:r>
-              <w:rPr>
-                <w:rFonts w:ascii="Times New Roman" w:hAnsi="Times New Roman" w:eastAsia="宋体"/>
-                <w:color w:val="66777C"/>
-                <w:sz w:val="18"/>
-              </w:rPr>
-              <w:t>图谱、轨迹与消融输出</w:t>
             </w:r>
           </w:p>
         </w:tc>
@@ -1705,7 +1554,7 @@
                 <w:color w:val="243238"/>
                 <w:sz w:val="18"/>
               </w:rPr>
-              <w:t>系统架构、接口输出、前端截图、运行说明</w:t>
+              <w:t>系统架构、接口契约、自动化测试、运行说明</w:t>
             </w:r>
           </w:p>
         </w:tc>
@@ -2229,7 +2078,7 @@
                 <w:color w:val="243238"/>
                 <w:sz w:val="18"/>
               </w:rPr>
-              <w:t>离线可运行，具备超时、幂等、熔断、日志和测试</w:t>
+              <w:t>离线核心可运行，具备账号门禁、运行留存、联网熔断和测试</w:t>
             </w:r>
           </w:p>
         </w:tc>
@@ -2287,7 +2136,7 @@
                 <w:color w:val="243238"/>
                 <w:sz w:val="18"/>
               </w:rPr>
-              <w:t>119 项自动化测试、六实验入口、一键启动脚本、健康检查</w:t>
+              <w:t>130 项自动化测试、六实验入口、三套中文启动脚本、健康检查</w:t>
             </w:r>
           </w:p>
         </w:tc>
@@ -4242,7 +4091,7 @@
         <w:drawing>
           <wp:inline xmlns:a="http://schemas.openxmlformats.org/drawingml/2006/main" xmlns:pic="http://schemas.openxmlformats.org/drawingml/2006/picture">
             <wp:extent cx="5508000" cy="3167100"/>
-            <wp:docPr id="3" name="Picture 3"/>
+            <wp:docPr id="1" name="Picture 1"/>
             <wp:cNvGraphicFramePr>
               <a:graphicFrameLocks noChangeAspect="1"/>
             </wp:cNvGraphicFramePr>
@@ -4254,7 +4103,7 @@
                     <pic:cNvPicPr/>
                   </pic:nvPicPr>
                   <pic:blipFill>
-                    <a:blip r:embed="rId13"/>
+                    <a:blip r:embed="rId11"/>
                     <a:stretch>
                       <a:fillRect/>
                     </a:stretch>
@@ -8084,7 +7933,7 @@
                 <w:color w:val="243238"/>
                 <w:sz w:val="18"/>
               </w:rPr>
-              <w:t>前端</w:t>
+              <w:t>网页端</w:t>
             </w:r>
           </w:p>
         </w:tc>
@@ -8112,7 +7961,7 @@
                 <w:color w:val="243238"/>
                 <w:sz w:val="18"/>
               </w:rPr>
-              <w:t>HTML5 + CSS3 + 原生 JavaScript + SVG</w:t>
+              <w:t>React + TypeScript + antd + ECharts</w:t>
             </w:r>
           </w:p>
         </w:tc>
@@ -8140,7 +7989,7 @@
                 <w:color w:val="243238"/>
                 <w:sz w:val="18"/>
               </w:rPr>
-              <w:t>零构建依赖，适合离线比赛演示</w:t>
+              <w:t>论文摄入、证据图谱与实验账本统一工作区</w:t>
             </w:r>
           </w:p>
         </w:tc>
@@ -8200,7 +8049,7 @@
                 <w:color w:val="243238"/>
                 <w:sz w:val="18"/>
               </w:rPr>
-              <w:t>Python 3.11+ 标准库 HTTP 服务</w:t>
+              <w:t>Python 3.12 + FastAPI</w:t>
             </w:r>
           </w:p>
         </w:tc>
@@ -8229,7 +8078,7 @@
                 <w:color w:val="243238"/>
                 <w:sz w:val="18"/>
               </w:rPr>
-              <w:t>轻量、可打包、单进程稳定</w:t>
+              <w:t>账号门禁、SSE、运行留存与统一 API</w:t>
             </w:r>
           </w:p>
         </w:tc>
@@ -8259,6 +8108,93 @@
                 <w:color w:val="243238"/>
                 <w:sz w:val="18"/>
               </w:rPr>
+              <w:t>桌面端</w:t>
+            </w:r>
+          </w:p>
+        </w:tc>
+        <w:tc>
+          <w:tcPr>
+            <w:tcW w:type="dxa" w:w="3600"/>
+            <w:vAlign w:val="center"/>
+            <w:tcMar>
+              <w:top w:w="100" w:type="dxa"/>
+              <w:start w:w="120" w:type="dxa"/>
+              <w:bottom w:w="100" w:type="dxa"/>
+              <w:end w:w="120" w:type="dxa"/>
+            </w:tcMar>
+          </w:tcPr>
+          <w:p>
+            <w:pPr>
+              <w:keepNext w:val="0"/>
+              <w:widowControl/>
+              <w:spacing w:before="0" w:after="0" w:line="288" w:lineRule="auto"/>
+              <w:jc w:val="left"/>
+            </w:pPr>
+            <w:r>
+              <w:rPr>
+                <w:rFonts w:ascii="Times New Roman" w:hAnsi="Times New Roman" w:eastAsia="宋体"/>
+                <w:color w:val="243238"/>
+                <w:sz w:val="18"/>
+              </w:rPr>
+              <w:t>PyQt6 + httpx</w:t>
+            </w:r>
+          </w:p>
+        </w:tc>
+        <w:tc>
+          <w:tcPr>
+            <w:tcW w:type="dxa" w:w="4160"/>
+            <w:vAlign w:val="center"/>
+            <w:tcMar>
+              <w:top w:w="100" w:type="dxa"/>
+              <w:start w:w="120" w:type="dxa"/>
+              <w:bottom w:w="100" w:type="dxa"/>
+              <w:end w:w="120" w:type="dxa"/>
+            </w:tcMar>
+          </w:tcPr>
+          <w:p>
+            <w:pPr>
+              <w:keepNext w:val="0"/>
+              <w:widowControl/>
+              <w:spacing w:before="0" w:after="0" w:line="288" w:lineRule="auto"/>
+              <w:jc w:val="left"/>
+            </w:pPr>
+            <w:r>
+              <w:rPr>
+                <w:rFonts w:ascii="Times New Roman" w:hAnsi="Times New Roman" w:eastAsia="宋体"/>
+                <w:color w:val="243238"/>
+                <w:sz w:val="18"/>
+              </w:rPr>
+              <w:t>与 React 共用 FastAPI 和 Cookie 会话</w:t>
+            </w:r>
+          </w:p>
+        </w:tc>
+      </w:tr>
+      <w:tr>
+        <w:tc>
+          <w:tcPr>
+            <w:tcW w:type="dxa" w:w="1600"/>
+            <w:shd w:fill="F3F5F4"/>
+            <w:vAlign w:val="center"/>
+            <w:tcMar>
+              <w:top w:w="100" w:type="dxa"/>
+              <w:start w:w="120" w:type="dxa"/>
+              <w:bottom w:w="100" w:type="dxa"/>
+              <w:end w:w="120" w:type="dxa"/>
+            </w:tcMar>
+          </w:tcPr>
+          <w:p>
+            <w:pPr>
+              <w:keepNext w:val="0"/>
+              <w:widowControl/>
+              <w:spacing w:before="0" w:after="0" w:line="288" w:lineRule="auto"/>
+              <w:jc w:val="center"/>
+            </w:pPr>
+            <w:r>
+              <w:rPr>
+                <w:rFonts w:ascii="Times New Roman" w:hAnsi="Times New Roman" w:eastAsia="宋体"/>
+                <w:color w:val="243238"/>
+                <w:sz w:val="18"/>
+              </w:rPr>
               <w:t>知识加工</w:t>
             </w:r>
           </w:p>
@@ -8266,6 +8202,7 @@
         <w:tc>
           <w:tcPr>
             <w:tcW w:type="dxa" w:w="3600"/>
+            <w:shd w:fill="F3F5F4"/>
             <w:vAlign w:val="center"/>
             <w:tcMar>
               <w:top w:w="100" w:type="dxa"/>
@@ -8294,6 +8231,7 @@
         <w:tc>
           <w:tcPr>
             <w:tcW w:type="dxa" w:w="4160"/>
+            <w:shd w:fill="F3F5F4"/>
             <w:vAlign w:val="center"/>
             <w:tcMar>
               <w:top w:w="100" w:type="dxa"/>
@@ -8324,7 +8262,6 @@
         <w:tc>
           <w:tcPr>
             <w:tcW w:type="dxa" w:w="1600"/>
-            <w:shd w:fill="F3F5F4"/>
             <w:vAlign w:val="center"/>
             <w:tcMar>
               <w:top w:w="100" w:type="dxa"/>
@@ -8353,7 +8290,6 @@
         <w:tc>
           <w:tcPr>
             <w:tcW w:type="dxa" w:w="3600"/>
-            <w:shd w:fill="F3F5F4"/>
             <w:vAlign w:val="center"/>
             <w:tcMar>
               <w:top w:w="100" w:type="dxa"/>
@@ -8382,7 +8318,6 @@
         <w:tc>
           <w:tcPr>
             <w:tcW w:type="dxa" w:w="4160"/>
-            <w:shd w:fill="F3F5F4"/>
             <w:vAlign w:val="center"/>
             <w:tcMar>
               <w:top w:w="100" w:type="dxa"/>
@@ -8413,6 +8348,7 @@
         <w:tc>
           <w:tcPr>
             <w:tcW w:type="dxa" w:w="1600"/>
+            <w:shd w:fill="F3F5F4"/>
             <w:vAlign w:val="center"/>
             <w:tcMar>
               <w:top w:w="100" w:type="dxa"/>
@@ -8441,6 +8377,7 @@
         <w:tc>
           <w:tcPr>
             <w:tcW w:type="dxa" w:w="3600"/>
+            <w:shd w:fill="F3F5F4"/>
             <w:vAlign w:val="center"/>
             <w:tcMar>
               <w:top w:w="100" w:type="dxa"/>
@@ -8462,7 +8399,94 @@
                 <w:color w:val="243238"/>
                 <w:sz w:val="18"/>
               </w:rPr>
-              <w:t>JSON + SQLite 导出</w:t>
+              <w:t>SQLite 产品数据 + JSON 研究输入</w:t>
+            </w:r>
+          </w:p>
+        </w:tc>
+        <w:tc>
+          <w:tcPr>
+            <w:tcW w:type="dxa" w:w="4160"/>
+            <w:shd w:fill="F3F5F4"/>
+            <w:vAlign w:val="center"/>
+            <w:tcMar>
+              <w:top w:w="100" w:type="dxa"/>
+              <w:start w:w="120" w:type="dxa"/>
+              <w:bottom w:w="100" w:type="dxa"/>
+              <w:end w:w="120" w:type="dxa"/>
+            </w:tcMar>
+          </w:tcPr>
+          <w:p>
+            <w:pPr>
+              <w:keepNext w:val="0"/>
+              <w:widowControl/>
+              <w:spacing w:before="0" w:after="0" w:line="288" w:lineRule="auto"/>
+              <w:jc w:val="left"/>
+            </w:pPr>
+            <w:r>
+              <w:rPr>
+                <w:rFonts w:ascii="Times New Roman" w:hAnsi="Times New Roman" w:eastAsia="宋体"/>
+                <w:color w:val="243238"/>
+                <w:sz w:val="18"/>
+              </w:rPr>
+              <w:t>账号隔离、运行留存与可复现实验</w:t>
+            </w:r>
+          </w:p>
+        </w:tc>
+      </w:tr>
+      <w:tr>
+        <w:tc>
+          <w:tcPr>
+            <w:tcW w:type="dxa" w:w="1600"/>
+            <w:vAlign w:val="center"/>
+            <w:tcMar>
+              <w:top w:w="100" w:type="dxa"/>
+              <w:start w:w="120" w:type="dxa"/>
+              <w:bottom w:w="100" w:type="dxa"/>
+              <w:end w:w="120" w:type="dxa"/>
+            </w:tcMar>
+          </w:tcPr>
+          <w:p>
+            <w:pPr>
+              <w:keepNext w:val="0"/>
+              <w:widowControl/>
+              <w:spacing w:before="0" w:after="0" w:line="288" w:lineRule="auto"/>
+              <w:jc w:val="center"/>
+            </w:pPr>
+            <w:r>
+              <w:rPr>
+                <w:rFonts w:ascii="Times New Roman" w:hAnsi="Times New Roman" w:eastAsia="宋体"/>
+                <w:color w:val="243238"/>
+                <w:sz w:val="18"/>
+              </w:rPr>
+              <w:t>联网保护</w:t>
+            </w:r>
+          </w:p>
+        </w:tc>
+        <w:tc>
+          <w:tcPr>
+            <w:tcW w:type="dxa" w:w="3600"/>
+            <w:vAlign w:val="center"/>
+            <w:tcMar>
+              <w:top w:w="100" w:type="dxa"/>
+              <w:start w:w="120" w:type="dxa"/>
+              <w:bottom w:w="100" w:type="dxa"/>
+              <w:end w:w="120" w:type="dxa"/>
+            </w:tcMar>
+          </w:tcPr>
+          <w:p>
+            <w:pPr>
+              <w:keepNext w:val="0"/>
+              <w:widowControl/>
+              <w:spacing w:before="0" w:after="0" w:line="288" w:lineRule="auto"/>
+              <w:jc w:val="left"/>
+            </w:pPr>
+            <w:r>
+              <w:rPr>
+                <w:rFonts w:ascii="Times New Roman" w:hAnsi="Times New Roman" w:eastAsia="宋体"/>
+                <w:color w:val="243238"/>
+                <w:sz w:val="18"/>
+              </w:rPr>
+              <w:t>重试、熔断、本地回退、健康与就绪检查</w:t>
             </w:r>
           </w:p>
         </w:tc>
@@ -8490,7 +8514,7 @@
                 <w:color w:val="243238"/>
                 <w:sz w:val="18"/>
               </w:rPr>
-              <w:t>便于审计、复现和演示</w:t>
+              <w:t>外部检索失败时保持核心产品可用</w:t>
             </w:r>
           </w:p>
         </w:tc>
@@ -8521,7 +8545,7 @@
                 <w:color w:val="243238"/>
                 <w:sz w:val="18"/>
               </w:rPr>
-              <w:t>工程 Harness</w:t>
+              <w:t>交付</w:t>
             </w:r>
           </w:p>
         </w:tc>
@@ -8550,7 +8574,7 @@
                 <w:color w:val="243238"/>
                 <w:sz w:val="18"/>
               </w:rPr>
-              <w:t>超时、幂等、熔断、有界并发、日志、健康探针</w:t>
+              <w:t>Windows 双击脚本 + Docker Compose</w:t>
             </w:r>
           </w:p>
         </w:tc>
@@ -8558,92 +8582,6 @@
           <w:tcPr>
             <w:tcW w:type="dxa" w:w="4160"/>
             <w:shd w:fill="F3F5F4"/>
-            <w:vAlign w:val="center"/>
-            <w:tcMar>
-              <w:top w:w="100" w:type="dxa"/>
-              <w:start w:w="120" w:type="dxa"/>
-              <w:bottom w:w="100" w:type="dxa"/>
-              <w:end w:w="120" w:type="dxa"/>
-            </w:tcMar>
-          </w:tcPr>
-          <w:p>
-            <w:pPr>
-              <w:keepNext w:val="0"/>
-              <w:widowControl/>
-              <w:spacing w:before="0" w:after="0" w:line="288" w:lineRule="auto"/>
-              <w:jc w:val="left"/>
-            </w:pPr>
-            <w:r>
-              <w:rPr>
-                <w:rFonts w:ascii="Times New Roman" w:hAnsi="Times New Roman" w:eastAsia="宋体"/>
-                <w:color w:val="243238"/>
-                <w:sz w:val="18"/>
-              </w:rPr>
-              <w:t>避免网络/并发导致 Demo 卡死</w:t>
-            </w:r>
-          </w:p>
-        </w:tc>
-      </w:tr>
-      <w:tr>
-        <w:tc>
-          <w:tcPr>
-            <w:tcW w:type="dxa" w:w="1600"/>
-            <w:vAlign w:val="center"/>
-            <w:tcMar>
-              <w:top w:w="100" w:type="dxa"/>
-              <w:start w:w="120" w:type="dxa"/>
-              <w:bottom w:w="100" w:type="dxa"/>
-              <w:end w:w="120" w:type="dxa"/>
-            </w:tcMar>
-          </w:tcPr>
-          <w:p>
-            <w:pPr>
-              <w:keepNext w:val="0"/>
-              <w:widowControl/>
-              <w:spacing w:before="0" w:after="0" w:line="288" w:lineRule="auto"/>
-              <w:jc w:val="center"/>
-            </w:pPr>
-            <w:r>
-              <w:rPr>
-                <w:rFonts w:ascii="Times New Roman" w:hAnsi="Times New Roman" w:eastAsia="宋体"/>
-                <w:color w:val="243238"/>
-                <w:sz w:val="18"/>
-              </w:rPr>
-              <w:t>交付</w:t>
-            </w:r>
-          </w:p>
-        </w:tc>
-        <w:tc>
-          <w:tcPr>
-            <w:tcW w:type="dxa" w:w="3600"/>
-            <w:vAlign w:val="center"/>
-            <w:tcMar>
-              <w:top w:w="100" w:type="dxa"/>
-              <w:start w:w="120" w:type="dxa"/>
-              <w:bottom w:w="100" w:type="dxa"/>
-              <w:end w:w="120" w:type="dxa"/>
-            </w:tcMar>
-          </w:tcPr>
-          <w:p>
-            <w:pPr>
-              <w:keepNext w:val="0"/>
-              <w:widowControl/>
-              <w:spacing w:before="0" w:after="0" w:line="288" w:lineRule="auto"/>
-              <w:jc w:val="left"/>
-            </w:pPr>
-            <w:r>
-              <w:rPr>
-                <w:rFonts w:ascii="Times New Roman" w:hAnsi="Times New Roman" w:eastAsia="宋体"/>
-                <w:color w:val="243238"/>
-                <w:sz w:val="18"/>
-              </w:rPr>
-              <w:t>Windows 双击脚本 + Docker Compose</w:t>
-            </w:r>
-          </w:p>
-        </w:tc>
-        <w:tc>
-          <w:tcPr>
-            <w:tcW w:type="dxa" w:w="4160"/>
             <w:vAlign w:val="center"/>
             <w:tcMar>
               <w:top w:w="100" w:type="dxa"/>
@@ -8704,7 +8642,7 @@
           <w:color w:val="243238"/>
           <w:sz w:val="23"/>
         </w:rPr>
-        <w:t>启动层：后台进程不长期占用调用端句柄，总启动截止默认 10 秒；健康请求单次最多等待 1 秒。</w:t>
+        <w:t>账号层：除健康、就绪和登录状态外，产品数据接口均要求登录；公开注册已关闭。</w:t>
       </w:r>
     </w:p>
     <w:p>
@@ -8719,7 +8657,7 @@
           <w:color w:val="243238"/>
           <w:sz w:val="23"/>
         </w:rPr>
-        <w:t>HTTP 层：限制请求体和字符编码，输出稳定错误结构；写请求使用 Idempotency-Key 防止重复运行。</w:t>
+        <w:t>会话层：Cookie 使用 HttpOnly 与 SameSite=Lax；密码以 scrypt 加盐哈希保存。</w:t>
       </w:r>
     </w:p>
     <w:p>
@@ -8734,7 +8672,7 @@
           <w:color w:val="243238"/>
           <w:sz w:val="23"/>
         </w:rPr>
-        <w:t>任务层：有界 worker 与队列，过载返回 429，任务超时返回 504。</w:t>
+        <w:t>数据层：运行、摄入、画像和反馈绑定当前用户；BYOK 密钥不写入数据库或日志。</w:t>
       </w:r>
     </w:p>
     <w:p>
@@ -8764,7 +8702,7 @@
           <w:color w:val="243238"/>
           <w:sz w:val="23"/>
         </w:rPr>
-        <w:t>可观测性：请求 ID、运行 ID、结构化日志、聚合指标和 append-only 运行日志。</w:t>
+        <w:t>运行层：SSE 逐步发送 started、agent_step、completed 或 error，完成结果默认持久化。</w:t>
       </w:r>
     </w:p>
     <w:p>
@@ -8779,7 +8717,7 @@
           <w:color w:val="243238"/>
           <w:sz w:val="23"/>
         </w:rPr>
-        <w:t>安全边界：默认只绑定 127.0.0.1；非回环部署无 Token 时拒绝启动。</w:t>
+        <w:t>部署层：开发服务默认绑定 127.0.0.1；生产由 Nginx 反向代理并限制请求速率。</w:t>
       </w:r>
     </w:p>
     <w:p>
@@ -8795,111 +8733,24 @@
           <w:color w:val="17324D"/>
           <w:sz w:val="28"/>
         </w:rPr>
-        <w:t>6.3 前端界面与演示路径</w:t>
-      </w:r>
-    </w:p>
-    <w:p>
-      <w:r>
-        <w:drawing>
-          <wp:inline xmlns:a="http://schemas.openxmlformats.org/drawingml/2006/main" xmlns:pic="http://schemas.openxmlformats.org/drawingml/2006/picture">
-            <wp:extent cx="5472000" cy="6229595"/>
-            <wp:docPr id="4" name="Picture 4"/>
-            <wp:cNvGraphicFramePr>
-              <a:graphicFrameLocks noChangeAspect="1"/>
-            </wp:cNvGraphicFramePr>
-            <a:graphic>
-              <a:graphicData uri="http://schemas.openxmlformats.org/drawingml/2006/picture">
-                <pic:pic>
-                  <pic:nvPicPr>
-                    <pic:cNvPr id="0" name="demo-home.png"/>
-                    <pic:cNvPicPr/>
-                  </pic:nvPicPr>
-                  <pic:blipFill>
-                    <a:blip r:embed="rId11"/>
-                    <a:stretch>
-                      <a:fillRect/>
-                    </a:stretch>
-                  </pic:blipFill>
-                  <pic:spPr>
-                    <a:xfrm>
-                      <a:off x="0" y="0"/>
-                      <a:ext cx="5472000" cy="6229595"/>
-                    </a:xfrm>
-                    <a:prstGeom prst="rect"/>
-                  </pic:spPr>
-                </pic:pic>
-              </a:graphicData>
-            </a:graphic>
-          </wp:inline>
-        </w:drawing>
+        <w:t>6.3 产品界面与演示路径</w:t>
       </w:r>
     </w:p>
     <w:p>
       <w:pPr>
         <w:keepNext w:val="0"/>
         <w:widowControl/>
-        <w:spacing w:before="60" w:after="160" w:line="240" w:lineRule="auto"/>
-        <w:jc w:val="center"/>
+        <w:spacing w:before="0" w:after="120" w:line="360" w:lineRule="auto"/>
+        <w:ind w:firstLine="480"/>
+        <w:jc w:val="both"/>
       </w:pPr>
       <w:r>
         <w:rPr>
           <w:rFonts w:ascii="Times New Roman" w:hAnsi="Times New Roman" w:eastAsia="宋体"/>
-          <w:color w:val="66777C"/>
-          <w:sz w:val="19"/>
+          <w:color w:val="243238"/>
+          <w:sz w:val="24"/>
         </w:rPr>
-        <w:t>图 6-1 领域知识库与学习者画像选择界面</w:t>
-      </w:r>
-    </w:p>
-    <w:p>
-      <w:r>
-        <w:drawing>
-          <wp:inline xmlns:a="http://schemas.openxmlformats.org/drawingml/2006/main" xmlns:pic="http://schemas.openxmlformats.org/drawingml/2006/picture">
-            <wp:extent cx="5472000" cy="5269112"/>
-            <wp:docPr id="5" name="Picture 5"/>
-            <wp:cNvGraphicFramePr>
-              <a:graphicFrameLocks noChangeAspect="1"/>
-            </wp:cNvGraphicFramePr>
-            <a:graphic>
-              <a:graphicData uri="http://schemas.openxmlformats.org/drawingml/2006/picture">
-                <pic:pic>
-                  <pic:nvPicPr>
-                    <pic:cNvPr id="0" name="demo-results.png"/>
-                    <pic:cNvPicPr/>
-                  </pic:nvPicPr>
-                  <pic:blipFill>
-                    <a:blip r:embed="rId12"/>
-                    <a:stretch>
-                      <a:fillRect/>
-                    </a:stretch>
-                  </pic:blipFill>
-                  <pic:spPr>
-                    <a:xfrm>
-                      <a:off x="0" y="0"/>
-                      <a:ext cx="5472000" cy="5269112"/>
-                    </a:xfrm>
-                    <a:prstGeom prst="rect"/>
-                  </pic:spPr>
-                </pic:pic>
-              </a:graphicData>
-            </a:graphic>
-          </wp:inline>
-        </w:drawing>
-      </w:r>
-    </w:p>
-    <w:p>
-      <w:pPr>
-        <w:keepNext w:val="0"/>
-        <w:widowControl/>
-        <w:spacing w:before="60" w:after="160" w:line="240" w:lineRule="auto"/>
-        <w:jc w:val="center"/>
-      </w:pPr>
-      <w:r>
-        <w:rPr>
-          <w:rFonts w:ascii="Times New Roman" w:hAnsi="Times New Roman" w:eastAsia="宋体"/>
-          <w:color w:val="66777C"/>
-          <w:sz w:val="19"/>
-        </w:rPr>
-        <w:t>图 6-2 协同轨迹、图谱检索与消融结果界面</w:t>
+        <w:t>React 网页端提供研究工作台、论文摄入、证据图谱和实验账本四个工作区；PyQt6 桌面端通过同一 FastAPI 登录并消费 SSE。界面展示以现场构建版本为准，文档不固化容易过期的页面截图。</w:t>
       </w:r>
     </w:p>
     <w:p>
@@ -8933,7 +8784,7 @@
           <w:color w:val="243238"/>
           <w:sz w:val="23"/>
         </w:rPr>
-        <w:t>完整解压提交 ZIP，安装 Python 3.11 或更高版本并勾选 Add Python to PATH。</w:t>
+        <w:t>完整解压提交 ZIP，安装 Python 3.12 与 Node.js 20 或更高版本。</w:t>
       </w:r>
     </w:p>
     <w:p>
@@ -8951,7 +8802,7 @@
           <w:color w:val="243238"/>
           <w:sz w:val="23"/>
         </w:rPr>
-        <w:t>双击 RUN_DEMO.bat；健康检查通过后访问 http://127.0.0.1:8765/。</w:t>
+        <w:t>双击安装产品依赖.bat 创建唯一 .venv，再双击启动产品.bat 启动 FastAPI 与 React。</w:t>
       </w:r>
     </w:p>
     <w:p>
@@ -9005,7 +8856,7 @@
           <w:color w:val="243238"/>
           <w:sz w:val="23"/>
         </w:rPr>
-        <w:t>演示结束双击 STOP_DEMO.bat；若浏览器未自动打开，双击 OPEN_DEMO.url。</w:t>
+        <w:t>桌面演示先保持 FastAPI 运行，再双击启动桌面端.bat；演示结束关闭对应服务窗口。</w:t>
       </w:r>
     </w:p>
     <w:tbl>
@@ -9172,7 +9023,7 @@
         <w:drawing>
           <wp:inline xmlns:a="http://schemas.openxmlformats.org/drawingml/2006/main" xmlns:pic="http://schemas.openxmlformats.org/drawingml/2006/picture">
             <wp:extent cx="5472000" cy="2991360"/>
-            <wp:docPr id="6" name="Picture 6"/>
+            <wp:docPr id="2" name="Picture 2"/>
             <wp:cNvGraphicFramePr>
               <a:graphicFrameLocks noChangeAspect="1"/>
             </wp:cNvGraphicFramePr>
@@ -9184,7 +9035,7 @@
                     <pic:cNvPicPr/>
                   </pic:nvPicPr>
                   <pic:blipFill>
-                    <a:blip r:embed="rId14"/>
+                    <a:blip r:embed="rId12"/>
                     <a:stretch>
                       <a:fillRect/>
                     </a:stretch>
@@ -10806,7 +10657,7 @@
           <w:color w:val="243238"/>
           <w:sz w:val="24"/>
         </w:rPr>
-        <w:t>截至本初稿生成前，Python 源码编译、Node 前端语法检查和完整 unittest 均通过。经 unittest discover 实时统计，当前回归测试共 119 项，全部属于当前验收或版本边界检查，可通过 `python -m unittest discover -s tests` 全量执行复核。测试覆盖领域注册、每领域 30 篇记录、证据端点、关系绑定、意图路由、多跳路径、三智能体版本边界、LLM 决策降级与护栏、语义力度检查、六组实验入口、幂等、熔断、超时、部署路径和前端 API 契约。</w:t>
+        <w:t>截至本初稿生成前，Python 源码编译、React 类型检查与生产构建、完整 unittest 均通过。经 unittest discover 实时统计，当前回归测试共 130 项，可通过 `scripts/环境/运行全部测试.ps1` 全量复核。测试覆盖账号门禁、领域注册、每领域 30 篇记录、证据端点、关系绑定、意图路由、多跳路径、三智能体版本边界、LLM 决策降级与护栏、语义力度检查、六组实验入口、部署路径、桌面 API 客户端和前端 API 契约。</w:t>
       </w:r>
     </w:p>
     <w:tbl>
@@ -11843,7 +11694,7 @@
                 <w:color w:val="243238"/>
                 <w:sz w:val="17"/>
               </w:rPr>
-              <w:t>119 项测试通过，六实验入口可执行</w:t>
+              <w:t>130 项测试通过，六实验入口可执行</w:t>
             </w:r>
           </w:p>
         </w:tc>
@@ -12195,7 +12046,7 @@
           <w:color w:val="243238"/>
           <w:sz w:val="24"/>
         </w:rPr>
-        <w:t>面向研发与战略部门，系统可围绕某项技术形成证据图、关键论文、能力边界和待验证路线，帮助团队从“人工阅读大量文献”转向“先看关系与证据，再回读重点论文”。企业版本需要增加账号权限、私有语料隔离、任务队列、审计和私有化部署。</w:t>
+        <w:t>面向研发与战略部门，系统可围绕某项技术形成证据图、关键论文、能力边界和待验证路线，帮助团队从“人工阅读大量文献”转向“先看关系与证据，再回读重点论文”。当前版本已有账号隔离与运行留存；企业化仍需补充角色权限、组织级私有语料隔离、任务队列、审计策略和私有化部署。</w:t>
       </w:r>
     </w:p>
     <w:p>
@@ -13444,7 +13295,7 @@
           <w:color w:val="243238"/>
           <w:sz w:val="23"/>
         </w:rPr>
-        <w:t>解压 ZIP 后确认根目录存在 RUN_DEMO.bat、STOP_DEMO.bat、OPEN_DEMO.url、GITHUB_REPOSITORY.url。</w:t>
+        <w:t>解压 ZIP 后确认根目录存在安装产品依赖.bat、启动产品.bat、启动桌面端.bat和GITHUB_REPOSITORY.url。</w:t>
       </w:r>
     </w:p>
     <w:p>
@@ -13693,7 +13544,7 @@
                 <w:color w:val="243238"/>
                 <w:sz w:val="17"/>
               </w:rPr>
-              <w:t>GitHub main，提交 df15e37</w:t>
+              <w:t>GitHub main，提交 eea2c64</w:t>
             </w:r>
           </w:p>
         </w:tc>
@@ -13752,7 +13603,7 @@
                 <w:color w:val="243238"/>
                 <w:sz w:val="17"/>
               </w:rPr>
-              <w:t>Windows Demo ZIP</w:t>
+              <w:t>Windows 桌面端 ZIP</w:t>
             </w:r>
           </w:p>
         </w:tc>
@@ -13781,7 +13632,7 @@
                 <w:color w:val="243238"/>
                 <w:sz w:val="17"/>
               </w:rPr>
-              <w:t>dist/yanhai-demo-windows.zip</w:t>
+              <w:t>release/研海寻踪桌面端-Windows-x64-&lt;版本&gt;.zip</w:t>
             </w:r>
           </w:p>
         </w:tc>
@@ -13810,7 +13661,7 @@
                 <w:color w:val="243238"/>
                 <w:sz w:val="17"/>
               </w:rPr>
-              <w:t>离线运行</w:t>
+              <w:t>连接统一 FastAPI</w:t>
             </w:r>
           </w:p>
         </w:tc>
@@ -14131,7 +13982,7 @@
                 <w:color w:val="243238"/>
                 <w:sz w:val="17"/>
               </w:rPr>
-              <w:t>docs/08、11、14、15、16</w:t>
+              <w:t>docs/项目说明、docs/研发记录</w:t>
             </w:r>
           </w:p>
         </w:tc>
@@ -14218,7 +14069,7 @@
                 <w:color w:val="243238"/>
                 <w:sz w:val="17"/>
               </w:rPr>
-              <w:t>references/competition_examples</w:t>
+              <w:t>docs/参考资料/竞赛参考作品</w:t>
             </w:r>
           </w:p>
         </w:tc>
